--- a/docs/인터베리알파_입점병원_목록.docx
+++ b/docs/인터베리알파_입점병원_목록.docx
@@ -12,7 +12,7 @@
     </w:p>
     <w:p>
       <w:r>
-        <w:t>기준일 2026-09-02 · 전국 1026개 병원. 인터베리-알파는 동물병원에서만 취급하며, 구입과 사용은 담당 수의사와 상담하세요.</w:t>
+        <w:t>기준일 2026-09-02 · 전국 1030개 병원. 인터베리-알파는 동물병원에서만 취급하며, 구입과 사용은 담당 수의사와 상담하세요.</w:t>
       </w:r>
     </w:p>
     <w:p>
@@ -188,7 +188,7 @@
         <w:pStyle w:val="Heading2"/>
       </w:pPr>
       <w:r>
-        <w:t>경기도 (305)</w:t>
+        <w:t>경기도 (307)</w:t>
       </w:r>
     </w:p>
     <w:p>
@@ -858,6 +858,11 @@
     </w:p>
     <w:p>
       <w:r>
+        <w:t>(경기 성남)위례24시한결같은동물병원 — 경기 성남시 수정구 위례광장로 21-9, 2014호 2015호 2016호 (창곡동, 위례우남역KCC웰츠타워)</w:t>
+      </w:r>
+    </w:p>
+    <w:p>
+      <w:r>
         <w:t>(경기 성남)위례나무동물병원 — 경기도 성남시 수정구 위례동로 147, 106호(창곡동,위례건아타워)</w:t>
       </w:r>
     </w:p>
@@ -1053,7 +1058,7 @@
     </w:p>
     <w:p>
       <w:r>
-        <w:t>(경기 안산)24시온누리동물메디컬센터 — 경기도 안산시 단원구 광덕대로 251. 1층(고잔동)</w:t>
+        <w:t>(경기 안산)24시온누리동물메디컬센터 — 경기 안산시 단원구 안산천서로 23, 3층 24시온누리동물메디컬센터 (고잔동, 중앙하이츠빌)</w:t>
       </w:r>
     </w:p>
     <w:p>
@@ -1604,6 +1609,11 @@
     <w:p>
       <w:r>
         <w:t>(경기 하남)기운찬동물병원 — 경기도 하남시 신장동로 35, 1층 101호~102호</w:t>
+      </w:r>
+    </w:p>
+    <w:p>
+      <w:r>
+        <w:t>(경기 하남)다온동물메디컬센터 — 경기도 하남시 감일로102번길 29 2층(엘포트스페이스,202~204호)</w:t>
       </w:r>
     </w:p>
     <w:p>
@@ -1906,7 +1916,7 @@
     </w:p>
     <w:p>
       <w:r>
-        <w:t>(경남 창원)마린동물병원 — 경상남도 창원시 진해구 충장로657번길 35</w:t>
+        <w:t>(경남 창원)마린동물병원 — 경남 창원시 진해구 충장로657번길 28, 2층 204호 마린동물병원 (장천동)</w:t>
       </w:r>
     </w:p>
     <w:p>
@@ -2575,7 +2585,7 @@
     </w:p>
     <w:p>
       <w:r>
-        <w:t>(대구 수성)마루동물병원 — 대구광역시 수성구 청수로 101. 1층(황금동)</w:t>
+        <w:t>(대구 수성)마루동물병원 — 대구 수성구 청수로 98, 마루동물병원 (두산동)</w:t>
       </w:r>
     </w:p>
     <w:p>
@@ -2741,7 +2751,7 @@
         <w:pStyle w:val="Heading2"/>
       </w:pPr>
       <w:r>
-        <w:t>부산광역시 (66)</w:t>
+        <w:t>부산광역시 (67)</w:t>
       </w:r>
     </w:p>
     <w:p>
@@ -2787,6 +2797,11 @@
     <w:p>
       <w:r>
         <w:t>(부산 기장)바른진료동물병원 — 부산광역시 기장군 일광읍 해빛로 13 , 203호</w:t>
+      </w:r>
+    </w:p>
+    <w:p>
+      <w:r>
+        <w:t>(부산 기장)쓰다듬동물병원 — 부산 기장군 일광읍 해송4로 21, 일광프라자102호 (삼성리)</w:t>
       </w:r>
     </w:p>
     <w:p>
@@ -3079,7 +3094,7 @@
         <w:pStyle w:val="Heading2"/>
       </w:pPr>
       <w:r>
-        <w:t>서울특별시 (235)</w:t>
+        <w:t>서울특별시 (236)</w:t>
       </w:r>
     </w:p>
     <w:p>
@@ -3209,7 +3224,7 @@
     </w:p>
     <w:p>
       <w:r>
-        <w:t>(서울 강동)미드미동물의료센터 — 서울특별시 강동구 양재대로 1588. 2층(명일동, 연우빌딩1층)</w:t>
+        <w:t>(서울 강동)미드미동물의료센터 — 서울특별시 강동구 양재대로 1588 . 2층(명일동, 연우빌딩1층)</w:t>
       </w:r>
     </w:p>
     <w:p>
@@ -3384,7 +3399,7 @@
     </w:p>
     <w:p>
       <w:r>
-        <w:t>(서울 광진)광진동물의료센터 — 서울특별시 광진구 광나루로 507 (구의동)</w:t>
+        <w:t>(서울 광진)광진동물의료센터 — 서울 광진구 광나루로 507 1층 (구의동)</w:t>
       </w:r>
     </w:p>
     <w:p>
@@ -3685,6 +3700,11 @@
     <w:p>
       <w:r>
         <w:t>(서울 마포)삼색이동물병원 — 서울특별시 마포구 독막로20나길 22, 제상가동 제비106호</w:t>
+      </w:r>
+    </w:p>
+    <w:p>
+      <w:r>
+        <w:t>(서울 마포)시그널동물의료센터 — 서울 마포구 모래내로1길 9, 201호 (성산동, 마포클레세)</w:t>
       </w:r>
     </w:p>
     <w:p>
@@ -4433,7 +4453,7 @@
     </w:p>
     <w:p>
       <w:r>
-        <w:t>(인천 남동)논현동물병원 — 인천 남동구 소래역남로16번길 75, 지층 B103-2호</w:t>
+        <w:t>(인천 남동)논현동물병원 — 인천 남동구 소래역남로16번길 75, 지하1층 논현동물병원 (논현동, 에코메트로3차 더타워상가)</w:t>
       </w:r>
     </w:p>
     <w:p>
@@ -4468,7 +4488,7 @@
     </w:p>
     <w:p>
       <w:r>
-        <w:t>(인천 남동)코지동물의료센터 — 인천광역시 남동구 앵고개로 944, 1층</w:t>
+        <w:t>(인천 남동)코지동물의료센터 — 인천 남동구 소래역남로 20, 201호 루센트동물의료센터(논현동, 의성빌딩(논현))</w:t>
       </w:r>
     </w:p>
     <w:p>
@@ -4766,7 +4786,7 @@
     </w:p>
     <w:p>
       <w:r>
-        <w:t>(전남 순천)순천시반려유기동물공공진료소 — 전남 순천시 조곡동 131-5, 반려유기동물공공진료소</w:t>
+        <w:t>(전남 순천)순천시반려유기동물공공진료소 — 전남 순천시 조곡동 131-5, 반려동물공공진료소</w:t>
       </w:r>
     </w:p>
     <w:p>

--- a/docs/인터베리알파_입점병원_목록.docx
+++ b/docs/인터베리알파_입점병원_목록.docx
@@ -12,7 +12,7 @@
     </w:p>
     <w:p>
       <w:r>
-        <w:t>기준일 2026-09-02 · 전국 1030개 병원. 인터베리-알파는 동물병원에서만 취급하며, 구입과 사용은 담당 수의사와 상담하세요.</w:t>
+        <w:t>기준일 2026-10-22 · 전국 1060개 병원. 인터베리-알파는 동물병원에서만 취급하며, 구입과 사용은 담당 수의사와 상담하세요.</w:t>
       </w:r>
     </w:p>
     <w:p>
@@ -188,7 +188,7 @@
         <w:pStyle w:val="Heading2"/>
       </w:pPr>
       <w:r>
-        <w:t>경기도 (307)</w:t>
+        <w:t>경기도 (310)</w:t>
       </w:r>
     </w:p>
     <w:p>
@@ -423,6 +423,11 @@
     </w:p>
     <w:p>
       <w:r>
+        <w:t>(경기 광명)아이튼튼동물병원 — 경기도 광명시 신기로 7, 205호(일직동, 골드스타빌딩)</w:t>
+      </w:r>
+    </w:p>
+    <w:p>
+      <w:r>
         <w:t>(경기 광명)온빛동물병원 — 경기도 광명시 오리로 352(소하동)</w:t>
       </w:r>
     </w:p>
@@ -1133,6 +1138,11 @@
     </w:p>
     <w:p>
       <w:r>
+        <w:t>(경기 안양)한빛동물병원 — 경기도 안양시 동안구 호계동 960-4번지 1층</w:t>
+      </w:r>
+    </w:p>
+    <w:p>
+      <w:r>
         <w:t>(경기 양주)덕계원동물병원 — 경기도 양주시 덕계로 132-12, 2층 202호 덕계원동물병원 (덕계동, 제이타워)</w:t>
       </w:r>
     </w:p>
@@ -1589,6 +1599,11 @@
     <w:p>
       <w:r>
         <w:t>(경기 평택)펫필드동물병원 — 경기도 평택시 비전동 831-5</w:t>
+      </w:r>
+    </w:p>
+    <w:p>
+      <w:r>
+        <w:t>(경기 평택)프렌즈동물병원 — 경기도 평택시 상서재로 80, 516동 1층 132-133호(동삭동, 평택센트럴자이 5단지)</w:t>
       </w:r>
     </w:p>
     <w:p>
@@ -1731,7 +1746,7 @@
         <w:pStyle w:val="Heading2"/>
       </w:pPr>
       <w:r>
-        <w:t>경상남도 (50)</w:t>
+        <w:t>경상남도 (55)</w:t>
       </w:r>
     </w:p>
     <w:p>
@@ -1781,6 +1796,11 @@
     </w:p>
     <w:p>
       <w:r>
+        <w:t>(경남 김해)다봄동물의료센터 — 경상남도 김해시 해반천로 130번길 39, 2층 203호,204호(삼계동,코아루센텀)</w:t>
+      </w:r>
+    </w:p>
+    <w:p>
+      <w:r>
         <w:t>(경남 김해)도담동물병원 — 경상남도 김해시 진영읍 장등로 15, 105(BK빌딩)</w:t>
       </w:r>
     </w:p>
@@ -1806,6 +1826,11 @@
     </w:p>
     <w:p>
       <w:r>
+        <w:t>(경남 김해)율하위드동물병원 — 경상남도 김해시 장유동 875-4 위드빌딩 2층 201호</w:t>
+      </w:r>
+    </w:p>
+    <w:p>
+      <w:r>
         <w:t>(경남 김해)주주동물병원 — 경상남도 김해시 덕정로 85</w:t>
       </w:r>
     </w:p>
@@ -1911,7 +1936,22 @@
     </w:p>
     <w:p>
       <w:r>
+        <w:t>(경남 창원)굿하트동물병원 — 경남 창원시 의창구 북면 감계로 312, 센텀시엘 3층 205호 (감계리)</w:t>
+      </w:r>
+    </w:p>
+    <w:p>
+      <w:r>
         <w:t>(경남 창원)남양종합동물병원 — 경상남도 창원시 성산구 대정로 102, 상가동 1층 107호(남양동, 개나리3차아파트)</w:t>
+      </w:r>
+    </w:p>
+    <w:p>
+      <w:r>
+        <w:t>(경남 창원)남창원동물병원 — 경상남도 창원시 성산구 가음로 100, 3층(가음동, 남창원농협 농수산물종합유통센터)</w:t>
+      </w:r>
+    </w:p>
+    <w:p>
+      <w:r>
+        <w:t>(경남 창원)든든동물의료센터 — 경상남도 창원시 마산합포구 회원남14길 8, 이룸빌딩 402호 든든동물의료센터</w:t>
       </w:r>
     </w:p>
     <w:p>
@@ -1989,7 +2029,7 @@
         <w:pStyle w:val="Heading2"/>
       </w:pPr>
       <w:r>
-        <w:t>경상북도 (38)</w:t>
+        <w:t>경상북도 (39)</w:t>
       </w:r>
     </w:p>
     <w:p>
@@ -2035,6 +2075,11 @@
     <w:p>
       <w:r>
         <w:t>(경북 구미)구미산동아이엔동물병원 — 경상북도 구미시 산동읍 신당1로4길 20, 탑클래스 1동 202호</w:t>
+      </w:r>
+    </w:p>
+    <w:p>
+      <w:r>
+        <w:t>(경북 구미)나음동물병원 — 경북 구미시 봉곡남로 70, 1층 나음동물병원 (봉곡동)</w:t>
       </w:r>
     </w:p>
     <w:p>
@@ -2187,7 +2232,7 @@
         <w:pStyle w:val="Heading2"/>
       </w:pPr>
       <w:r>
-        <w:t>광주광역시 (26)</w:t>
+        <w:t>광주광역시 (28)</w:t>
       </w:r>
     </w:p>
     <w:p>
@@ -2268,6 +2313,16 @@
     <w:p>
       <w:r>
         <w:t>(광주 북구)이든동물병원 — 광주광역시 북구 설죽로 471, 1층 101호(삼각동, 더클래스)</w:t>
+      </w:r>
+    </w:p>
+    <w:p>
+      <w:r>
+        <w:t>(광주 북구)자연동물병원 — 광주광역시 북구 운암동 348-2</w:t>
+      </w:r>
+    </w:p>
+    <w:p>
+      <w:r>
+        <w:t>(광주 북구)제니스동물병원 — 광주 북구 유동길 46, 203동 2층 203호 (임동, S-클래스 더 제니스 상가동)</w:t>
       </w:r>
     </w:p>
     <w:p>
@@ -2653,7 +2708,7 @@
         <w:pStyle w:val="Heading2"/>
       </w:pPr>
       <w:r>
-        <w:t>대전광역시 (18)</w:t>
+        <w:t>대전광역시 (19)</w:t>
       </w:r>
     </w:p>
     <w:p>
@@ -2679,6 +2734,11 @@
     <w:p>
       <w:r>
         <w:t>(대전 서구)나아라동물병원 — 대전광역시 서구 원도안로 255, 101호</w:t>
+      </w:r>
+    </w:p>
+    <w:p>
+      <w:r>
+        <w:t>(대전 서구)동물병원비헤이브 — 대전광역시 서구 계룡로 639, 1층 6호 동물병원비헤이브 (탄방동, 에이스침대 대전사옥)</w:t>
       </w:r>
     </w:p>
     <w:p>
@@ -2751,7 +2811,7 @@
         <w:pStyle w:val="Heading2"/>
       </w:pPr>
       <w:r>
-        <w:t>부산광역시 (67)</w:t>
+        <w:t>부산광역시 (69)</w:t>
       </w:r>
     </w:p>
     <w:p>
@@ -2841,6 +2901,11 @@
     </w:p>
     <w:p>
       <w:r>
+        <w:t>(부산 동구)시민동물병원 — 부산광역시 동구 초량동 287-9</w:t>
+      </w:r>
+    </w:p>
+    <w:p>
+      <w:r>
         <w:t>(부산 동래)24시리본동물의료센터 — 부산광역시 동래구 충렬대로 194, 2층</w:t>
       </w:r>
     </w:p>
@@ -2892,6 +2957,11 @@
     <w:p>
       <w:r>
         <w:t>(부산 부산진구)새부산동물병원 — 부산광역시 부산진구 전포동 584</w:t>
+      </w:r>
+    </w:p>
+    <w:p>
+      <w:r>
+        <w:t>(부산 북구)그랜드동물병원 — 부산광역시 북구 학사로 299(금곡동, 2층)</w:t>
       </w:r>
     </w:p>
     <w:p>
@@ -3094,7 +3164,7 @@
         <w:pStyle w:val="Heading2"/>
       </w:pPr>
       <w:r>
-        <w:t>서울특별시 (236)</w:t>
+        <w:t>서울특별시 (245)</w:t>
       </w:r>
     </w:p>
     <w:p>
@@ -3174,6 +3244,11 @@
     </w:p>
     <w:p>
       <w:r>
+        <w:t>(서울 강남)예은동물의료센터 — 서울 강남구 학동로29길 5, 예은동물의료센터 4층 (논현동)</w:t>
+      </w:r>
+    </w:p>
+    <w:p>
+      <w:r>
         <w:t>(서울 강남)일마레동물메디컬센터 — 서울특별시 강남구 영동대로 708, 별관 4층</w:t>
       </w:r>
     </w:p>
@@ -3334,6 +3409,11 @@
     </w:p>
     <w:p>
       <w:r>
+        <w:t>(서울 강서)보타닉동물병원 — 서울 강서구 강서로 506, A동 102, 103호</w:t>
+      </w:r>
+    </w:p>
+    <w:p>
+      <w:r>
         <w:t>(서울 강서)서울플러스종합동물병원 — 서울특별시 강서구 화곡동 772-71</w:t>
       </w:r>
     </w:p>
@@ -3424,6 +3504,11 @@
     </w:p>
     <w:p>
       <w:r>
+        <w:t>(서울 광진)다온동물병원 — 서울특별시 광진구 면목로 142 (중곡동,1층전체)</w:t>
+      </w:r>
+    </w:p>
+    <w:p>
+      <w:r>
         <w:t>(서울 광진)동서울동물병원 — 서울특별시 광진구 광장동 517-5</w:t>
       </w:r>
     </w:p>
@@ -3674,6 +3759,11 @@
     </w:p>
     <w:p>
       <w:r>
+        <w:t>(서울 동작)우리아이동물병원 — 서울특별시 동작구 상도로 262(상도동)</w:t>
+      </w:r>
+    </w:p>
+    <w:p>
+      <w:r>
         <w:t>(서울 동작)원동물병원 — 서울특별시 동작구 사당동 224-24</w:t>
       </w:r>
     </w:p>
@@ -3694,6 +3784,11 @@
     </w:p>
     <w:p>
       <w:r>
+        <w:t>(서울 마포)망원동물종합병원 — 서울특별시 마포구 망원동 386-2번지</w:t>
+      </w:r>
+    </w:p>
+    <w:p>
+      <w:r>
         <w:t>(서울 마포)산책동물병원 — 서울 마포구 창전로 50-1, 1층 산책동물병원 (구수동)</w:t>
       </w:r>
     </w:p>
@@ -3899,6 +3994,11 @@
     </w:p>
     <w:p>
       <w:r>
+        <w:t>(서울 성북)퍼스트동물병원 — 서울특별시 성북구 한천로 713, 래미안퍼스트하이아파트 515동 상가 206호 퍼스트동물병원</w:t>
+      </w:r>
+    </w:p>
+    <w:p>
+      <w:r>
         <w:t>(서울 성북)포유동물병원 — 서울특별시 성북구 오패산로 22</w:t>
       </w:r>
     </w:p>
@@ -4089,11 +4189,21 @@
     </w:p>
     <w:p>
       <w:r>
+        <w:t>(서울 영등포)24시여의동물의료센터 — 서울 영등포구 국회대로74길 4, 1층 (여의도동, KCTOWER)</w:t>
+      </w:r>
+    </w:p>
+    <w:p>
+      <w:r>
         <w:t>(서울 영등포)i-pet동물병원 — 서울특별시 영등포구 여의도동 47 자이아파트상가 501-109</w:t>
       </w:r>
     </w:p>
     <w:p>
       <w:r>
+        <w:t>(서울 영등포)닥터수동물병원 — 서울특별시 영등포구 국제금융로 79</w:t>
+      </w:r>
+    </w:p>
+    <w:p>
+      <w:r>
         <w:t>(서울 영등포)도그플러스동물병원 — 서울특별시 영등포구 당산로 42 (문래동3가, 4층동물병원)</w:t>
       </w:r>
     </w:p>
@@ -4150,6 +4260,11 @@
     <w:p>
       <w:r>
         <w:t>(서울 용산)용산마음동물병원 — 서울 용산구 백범로 340, 2층 (원효로2가)</w:t>
+      </w:r>
+    </w:p>
+    <w:p>
+      <w:r>
+        <w:t>(서울 용산)청화동물병원&amp;KAT — 서울특별시 용산구 보광로 90, 106호 (이태원동,태광빌딩비동1층)</w:t>
       </w:r>
     </w:p>
     <w:p>
@@ -4305,7 +4420,7 @@
         <w:pStyle w:val="Heading2"/>
       </w:pPr>
       <w:r>
-        <w:t>울산광역시 (18)</w:t>
+        <w:t>울산광역시 (20)</w:t>
       </w:r>
     </w:p>
     <w:p>
@@ -4340,6 +4455,11 @@
     </w:p>
     <w:p>
       <w:r>
+        <w:t>(울산 남구)위즈펫동물병원 — 울산광역시 남구 삼산로 74(달동, 롯데마트울산점)</w:t>
+      </w:r>
+    </w:p>
+    <w:p>
+      <w:r>
         <w:t>(울산 남구)이승진동물병원 — 울산광역시 남구 삼산로 94</w:t>
       </w:r>
     </w:p>
@@ -4356,6 +4476,11 @@
     <w:p>
       <w:r>
         <w:t>(울산 동구)쿨펫동물병원동구점 — 울산광역시 동구 방어진순환도로 637, 3층(일산동,홈플러스)</w:t>
+      </w:r>
+    </w:p>
+    <w:p>
+      <w:r>
+        <w:t>(울산 북구)서울한빛동물병원 — 울산광역시 북구 신답로 48, 1층 103호 서울한빛동물병원 (상안동, 프리지아)</w:t>
       </w:r>
     </w:p>
     <w:p>
@@ -4403,7 +4528,7 @@
         <w:pStyle w:val="Heading2"/>
       </w:pPr>
       <w:r>
-        <w:t>인천광역시 (67)</w:t>
+        <w:t>인천광역시 (72)</w:t>
       </w:r>
     </w:p>
     <w:p>
@@ -4448,6 +4573,11 @@
     </w:p>
     <w:p>
       <w:r>
+        <w:t>(인천 남동)강아지와고양이나라동물병원 — 인천광역시 남동구 은봉로312번길 29-14, 101호(논현동)</w:t>
+      </w:r>
+    </w:p>
+    <w:p>
+      <w:r>
         <w:t>(인천 남동)구월숲동물병원 — 인천 남동구 인하로 559, 205호 구월숲동물병원 (구월동, 센트럴프라자)</w:t>
       </w:r>
     </w:p>
@@ -4523,6 +4653,11 @@
     </w:p>
     <w:p>
       <w:r>
+        <w:t>(인천 미추홀)아나파동물병원 — 인천광역시 미추홀구 경인로 354</w:t>
+      </w:r>
+    </w:p>
+    <w:p>
+      <w:r>
         <w:t>(인천 미추홀)안상수동물병원 — 인천광역시 남구 용현동 622-149</w:t>
       </w:r>
     </w:p>
@@ -4538,6 +4673,11 @@
     </w:p>
     <w:p>
       <w:r>
+        <w:t>(인천 부평)24시산곡나무동물의료센터 — 인천 부평구 원적로 295, 더루츠스퀘어 203호 204호 24시 산곡나무동물의료센터 (산곡동)</w:t>
+      </w:r>
+    </w:p>
+    <w:p>
+      <w:r>
         <w:t>(인천 부평)도그앤캣동물병원 — 인천광역시 부평구 부평동 341-160 101</w:t>
       </w:r>
     </w:p>
@@ -4548,6 +4688,11 @@
     </w:p>
     <w:p>
       <w:r>
+        <w:t>(인천 부평)부평종합동물의료센터 — 인천광역시 부평구 부평대로 138, 신일유스테이션 2층 부평종합동물의료센터</w:t>
+      </w:r>
+    </w:p>
+    <w:p>
+      <w:r>
         <w:t>(인천 부평)사랑동물병원 — 인천광역시 부평구 동수천로 124, 103-104호(부개동)</w:t>
       </w:r>
     </w:p>
@@ -4694,6 +4839,11 @@
     <w:p>
       <w:r>
         <w:t>(인천 연수)베리떼동물병원 — 인천광역시 연수구 신송로 157-15, 제이큐브 207호 (송도동)</w:t>
+      </w:r>
+    </w:p>
+    <w:p>
+      <w:r>
+        <w:t>(인천 연수)센트럴동물병원 — 인천광역시 연수구 센트럴로 194 C-128</w:t>
       </w:r>
     </w:p>
     <w:p>
